--- a/paper/manuscript.docx
+++ b/paper/manuscript.docx
@@ -3792,13 +3792,13 @@
         <w:t xml:space="preserve"> </w:t>
       </w:r>
       <w:r>
-        <w:t xml:space="preserve">(raw files, code and a one-command rebuild) is available at [repository URL to</w:t>
-      </w:r>
-      <w:r>
-        <w:t xml:space="preserve"> </w:t>
-      </w:r>
-      <w:r>
-        <w:t xml:space="preserve">be inserted].</w:t>
+        <w:t xml:space="preserve">(raw data files, code and a one-command rebuild of every number, table and</w:t>
+      </w:r>
+      <w:r>
+        <w:t xml:space="preserve"> </w:t>
+      </w:r>
+      <w:r>
+        <w:t xml:space="preserve">figure) is deposited at Zenodo, doi:[to be inserted on deposit].</w:t>
       </w:r>
     </w:p>
     <w:p>
@@ -3816,19 +3816,19 @@
         <w:t xml:space="preserve"> </w:t>
       </w:r>
       <w:r>
-        <w:t xml:space="preserve">[Author to confirm against the journal’s policy:] The code,</w:t>
-      </w:r>
-      <w:r>
-        <w:t xml:space="preserve"> </w:t>
-      </w:r>
-      <w:r>
-        <w:t xml:space="preserve">analysis and first draft were prepared with the assistance of Claude Code</w:t>
-      </w:r>
-      <w:r>
-        <w:t xml:space="preserve"> </w:t>
-      </w:r>
-      <w:r>
-        <w:t xml:space="preserve">(Anthropic). The author checked all results and is responsible for the content.</w:t>
+        <w:t xml:space="preserve">The code, analysis and first draft were prepared with the</w:t>
+      </w:r>
+      <w:r>
+        <w:t xml:space="preserve"> </w:t>
+      </w:r>
+      <w:r>
+        <w:t xml:space="preserve">assistance of Claude Code (Anthropic). The author checked all results and is</w:t>
+      </w:r>
+      <w:r>
+        <w:t xml:space="preserve"> </w:t>
+      </w:r>
+      <w:r>
+        <w:t xml:space="preserve">responsible for the content.</w:t>
       </w:r>
     </w:p>
     <w:bookmarkEnd w:id="34"/>
